--- a/examples/patterns/doc/README.docx
+++ b/examples/patterns/doc/README.docx
@@ -2,7 +2,7 @@
 <file path=word/document.xml><?xml version="1.0" encoding="utf-8"?>
 <w:document xmlns:w="http://schemas.openxmlformats.org/wordprocessingml/2006/main" xmlns:m="http://schemas.openxmlformats.org/officeDocument/2006/math" xmlns:r="http://schemas.openxmlformats.org/officeDocument/2006/relationships" xmlns:o="urn:schemas-microsoft-com:office:office" xmlns:v="urn:schemas-microsoft-com:vml" xmlns:w10="urn:schemas-microsoft-com:office:word" xmlns:a="http://schemas.openxmlformats.org/drawingml/2006/main" xmlns:pic="http://schemas.openxmlformats.org/drawingml/2006/picture" xmlns:wp="http://schemas.openxmlformats.org/drawingml/2006/wordprocessingDrawing">
   <w:body>
-    <w:bookmarkStart w:id="15" w:name="pattern-mining-examples"/>
+    <w:bookmarkStart w:id="17" w:name="pattern-mining-examples"/>
     <w:p>
       <w:pPr>
         <w:pStyle w:val="Heading1"/>
@@ -25,6 +25,154 @@
       </w:pPr>
       <w:r>
         <w:t xml:space="preserve">The didactic question here is different from classification and regression: how do we configure the search space, constrain the discovered patterns, and summarize their quality in a reproducible way?</w:t>
+      </w:r>
+    </w:p>
+    <w:p>
+      <w:pPr>
+        <w:pStyle w:val="BodyText"/>
+      </w:pPr>
+      <w:r>
+        <w:t xml:space="preserve">When</w:t>
+      </w:r>
+      <w:r>
+        <w:t xml:space="preserve"> </w:t>
+      </w:r>
+      <w:r>
+        <w:rPr>
+          <w:rStyle w:val="VerbatimChar"/>
+        </w:rPr>
+        <w:t xml:space="preserve">supp</w:t>
+      </w:r>
+      <w:r>
+        <w:t xml:space="preserve">,</w:t>
+      </w:r>
+      <w:r>
+        <w:t xml:space="preserve"> </w:t>
+      </w:r>
+      <w:r>
+        <w:rPr>
+          <w:rStyle w:val="VerbatimChar"/>
+        </w:rPr>
+        <w:t xml:space="preserve">conf</w:t>
+      </w:r>
+      <w:r>
+        <w:t xml:space="preserve">, or</w:t>
+      </w:r>
+      <w:r>
+        <w:t xml:space="preserve"> </w:t>
+      </w:r>
+      <w:r>
+        <w:rPr>
+          <w:rStyle w:val="VerbatimChar"/>
+        </w:rPr>
+        <w:t xml:space="preserve">support</w:t>
+      </w:r>
+      <w:r>
+        <w:t xml:space="preserve"> </w:t>
+      </w:r>
+      <w:r>
+        <w:t xml:space="preserve">are set to</w:t>
+      </w:r>
+      <w:r>
+        <w:t xml:space="preserve"> </w:t>
+      </w:r>
+      <w:r>
+        <w:rPr>
+          <w:rStyle w:val="VerbatimChar"/>
+        </w:rPr>
+        <w:t xml:space="preserve">0</w:t>
+      </w:r>
+      <w:r>
+        <w:t xml:space="preserve">, the miner estimates them during</w:t>
+      </w:r>
+      <w:r>
+        <w:t xml:space="preserve"> </w:t>
+      </w:r>
+      <w:r>
+        <w:rPr>
+          <w:rStyle w:val="VerbatimChar"/>
+        </w:rPr>
+        <w:t xml:space="preserve">fit()</w:t>
+      </w:r>
+      <w:r>
+        <w:t xml:space="preserve"> </w:t>
+      </w:r>
+      <w:r>
+        <w:t xml:space="preserve">with threshold strategies such as</w:t>
+      </w:r>
+      <w:r>
+        <w:t xml:space="preserve"> </w:t>
+      </w:r>
+      <w:r>
+        <w:rPr>
+          <w:rStyle w:val="VerbatimChar"/>
+        </w:rPr>
+        <w:t xml:space="preserve">pat_support_threshold()</w:t>
+      </w:r>
+      <w:r>
+        <w:t xml:space="preserve"> </w:t>
+      </w:r>
+      <w:r>
+        <w:t xml:space="preserve">and</w:t>
+      </w:r>
+      <w:r>
+        <w:t xml:space="preserve"> </w:t>
+      </w:r>
+      <w:r>
+        <w:rPr>
+          <w:rStyle w:val="VerbatimChar"/>
+        </w:rPr>
+        <w:t xml:space="preserve">pat_confidence_threshold()</w:t>
+      </w:r>
+      <w:r>
+        <w:t xml:space="preserve">. These strategies configure the search space; the filters below are post-mining rule filters.</w:t>
+      </w:r>
+    </w:p>
+    <w:p>
+      <w:pPr>
+        <w:pStyle w:val="BlockText"/>
+      </w:pPr>
+      <w:r>
+        <w:t xml:space="preserve">Slide deck: none yet. This whole folder is one coherent topic (association rules, itemsets, sequences, and rule filtering), so it does not need to be split into subfolders — it needs a single new deck, the same way</w:t>
+      </w:r>
+      <w:r>
+        <w:t xml:space="preserve"> </w:t>
+      </w:r>
+      <w:r>
+        <w:rPr>
+          <w:rStyle w:val="VerbatimChar"/>
+        </w:rPr>
+        <w:t xml:space="preserve">custom/</w:t>
+      </w:r>
+      <w:r>
+        <w:t xml:space="preserve"> </w:t>
+      </w:r>
+      <w:r>
+        <w:t xml:space="preserve">maps entirely to</w:t>
+      </w:r>
+      <w:r>
+        <w:t xml:space="preserve"> </w:t>
+      </w:r>
+      <w:r>
+        <w:rPr>
+          <w:rStyle w:val="VerbatimChar"/>
+        </w:rPr>
+        <w:t xml:space="preserve">d08-custom.pdf</w:t>
+      </w:r>
+      <w:r>
+        <w:t xml:space="preserve"> </w:t>
+      </w:r>
+      <w:r>
+        <w:t xml:space="preserve">(recommend e.g. </w:t>
+      </w:r>
+      <w:r>
+        <w:rPr>
+          <w:rStyle w:val="VerbatimChar"/>
+        </w:rPr>
+        <w:t xml:space="preserve">d09-patterns.pdf</w:t>
+      </w:r>
+      <w:r>
+        <w:t xml:space="preserve">).</w:t>
       </w:r>
     </w:p>
     <w:bookmarkStart w:id="10" w:name="association-rules"/>
@@ -219,7 +367,111 @@
       </w:r>
     </w:p>
     <w:bookmarkEnd w:id="14"/>
-    <w:bookmarkEnd w:id="15"/>
+    <w:bookmarkStart w:id="16" w:name="interesting-rule-filters"/>
+    <w:p>
+      <w:pPr>
+        <w:pStyle w:val="Heading2"/>
+      </w:pPr>
+      <w:r>
+        <w:t xml:space="preserve">Interesting Rule Filters</w:t>
+      </w:r>
+    </w:p>
+    <w:p>
+      <w:pPr>
+        <w:pStyle w:val="FirstParagraph"/>
+      </w:pPr>
+      <w:r>
+        <w:t xml:space="preserve">Use interesting-rule filters after a miner has produced candidate association rules. The default</w:t>
+      </w:r>
+      <w:r>
+        <w:t xml:space="preserve"> </w:t>
+      </w:r>
+      <w:r>
+        <w:rPr>
+          <w:rStyle w:val="VerbatimChar"/>
+        </w:rPr>
+        <w:t xml:space="preserve">pat_rule_filter_none()</w:t>
+      </w:r>
+      <w:r>
+        <w:t xml:space="preserve"> </w:t>
+      </w:r>
+      <w:r>
+        <w:t xml:space="preserve">keeps all candidate rules; classical filters use measures such as lift, Kulczynski, and imbalance ratio; DARA filters rules by divergent antecedent values.</w:t>
+      </w:r>
+    </w:p>
+    <w:p>
+      <w:pPr>
+        <w:pStyle w:val="Compact"/>
+        <w:numPr>
+          <w:ilvl w:val="0"/>
+          <w:numId w:val="1004"/>
+        </w:numPr>
+      </w:pPr>
+      <w:hyperlink r:id="rId15">
+        <w:r>
+          <w:rPr>
+            <w:rStyle w:val="Hyperlink"/>
+          </w:rPr>
+          <w:t xml:space="preserve">30-divergent-association-ranking.md</w:t>
+        </w:r>
+      </w:hyperlink>
+      <w:r>
+        <w:t xml:space="preserve"> </w:t>
+      </w:r>
+      <w:r>
+        <w:t xml:space="preserve">-</w:t>
+      </w:r>
+      <w:r>
+        <w:t xml:space="preserve"> </w:t>
+      </w:r>
+      <w:r>
+        <w:rPr>
+          <w:rStyle w:val="VerbatimChar"/>
+        </w:rPr>
+        <w:t xml:space="preserve">pat_rule_filter_none</w:t>
+      </w:r>
+      <w:r>
+        <w:t xml:space="preserve">,</w:t>
+      </w:r>
+      <w:r>
+        <w:t xml:space="preserve"> </w:t>
+      </w:r>
+      <w:r>
+        <w:rPr>
+          <w:rStyle w:val="VerbatimChar"/>
+        </w:rPr>
+        <w:t xml:space="preserve">pat_rule_filter_interest</w:t>
+      </w:r>
+      <w:r>
+        <w:t xml:space="preserve">,</w:t>
+      </w:r>
+      <w:r>
+        <w:t xml:space="preserve"> </w:t>
+      </w:r>
+      <w:r>
+        <w:rPr>
+          <w:rStyle w:val="VerbatimChar"/>
+        </w:rPr>
+        <w:t xml:space="preserve">pat_rule_filter_dara</w:t>
+      </w:r>
+      <w:r>
+        <w:t xml:space="preserve">, and</w:t>
+      </w:r>
+      <w:r>
+        <w:t xml:space="preserve"> </w:t>
+      </w:r>
+      <w:r>
+        <w:rPr>
+          <w:rStyle w:val="VerbatimChar"/>
+        </w:rPr>
+        <w:t xml:space="preserve">pat_filter_rules</w:t>
+      </w:r>
+      <w:r>
+        <w:t xml:space="preserve">: post-mining filtering of interesting association rules.</w:t>
+      </w:r>
+    </w:p>
+    <w:bookmarkEnd w:id="16"/>
+    <w:bookmarkEnd w:id="17"/>
     <w:sectPr>
       <w:footnotePr>
         <w:numRestart w:val="eachSect"/>
@@ -443,6 +695,9 @@
     <w:abstractNumId w:val="991"/>
   </w:num>
   <w:num w:numId="1003">
+    <w:abstractNumId w:val="991"/>
+  </w:num>
+  <w:num w:numId="1004">
     <w:abstractNumId w:val="991"/>
   </w:num>
 </w:numbering>

--- a/examples/patterns/doc/README.docx
+++ b/examples/patterns/doc/README.docx
@@ -2,7 +2,7 @@
 <file path=word/document.xml><?xml version="1.0" encoding="utf-8"?>
 <w:document xmlns:w="http://schemas.openxmlformats.org/wordprocessingml/2006/main" xmlns:m="http://schemas.openxmlformats.org/officeDocument/2006/math" xmlns:r="http://schemas.openxmlformats.org/officeDocument/2006/relationships" xmlns:o="urn:schemas-microsoft-com:office:office" xmlns:v="urn:schemas-microsoft-com:vml" xmlns:w10="urn:schemas-microsoft-com:office:word" xmlns:a="http://schemas.openxmlformats.org/drawingml/2006/main" xmlns:pic="http://schemas.openxmlformats.org/drawingml/2006/picture" xmlns:wp="http://schemas.openxmlformats.org/drawingml/2006/wordprocessingDrawing">
   <w:body>
-    <w:bookmarkStart w:id="17" w:name="pattern-mining-examples"/>
+    <w:bookmarkStart w:id="18" w:name="pattern-mining-examples"/>
     <w:p>
       <w:pPr>
         <w:pStyle w:val="Heading1"/>
@@ -133,7 +133,24 @@
         <w:pStyle w:val="BlockText"/>
       </w:pPr>
       <w:r>
-        <w:t xml:space="preserve">Slide deck: none yet. This whole folder is one coherent topic (association rules, itemsets, sequences, and rule filtering), so it does not need to be split into subfolders — it needs a single new deck, the same way</w:t>
+        <w:t xml:space="preserve">Slide deck:</w:t>
+      </w:r>
+      <w:r>
+        <w:t xml:space="preserve"> </w:t>
+      </w:r>
+      <w:hyperlink r:id="rId9">
+        <w:r>
+          <w:rPr>
+            <w:rStyle w:val="Hyperlink"/>
+          </w:rPr>
+          <w:t xml:space="preserve">d090_patterns.pdf</w:t>
+        </w:r>
+      </w:hyperlink>
+      <w:r>
+        <w:t xml:space="preserve"> </w:t>
+      </w:r>
+      <w:r>
+        <w:t xml:space="preserve">— draft, auto-generated from Markdown source; pending a proper presentation design. This whole folder is one coherent topic (association rules, itemsets, sequences, and rule filtering), so it does not need to be split into subfolders, the same way</w:t>
       </w:r>
       <w:r>
         <w:t xml:space="preserve"> </w:t>
@@ -157,25 +174,13 @@
         <w:rPr>
           <w:rStyle w:val="VerbatimChar"/>
         </w:rPr>
-        <w:t xml:space="preserve">d08-custom.pdf</w:t>
-      </w:r>
-      <w:r>
-        <w:t xml:space="preserve"> </w:t>
-      </w:r>
-      <w:r>
-        <w:t xml:space="preserve">(recommend e.g. </w:t>
-      </w:r>
-      <w:r>
-        <w:rPr>
-          <w:rStyle w:val="VerbatimChar"/>
-        </w:rPr>
-        <w:t xml:space="preserve">d09-patterns.pdf</w:t>
-      </w:r>
-      <w:r>
-        <w:t xml:space="preserve">).</w:t>
+        <w:t xml:space="preserve">d080_custom.pdf</w:t>
+      </w:r>
+      <w:r>
+        <w:t xml:space="preserve">.</w:t>
       </w:r>
     </w:p>
-    <w:bookmarkStart w:id="10" w:name="association-rules"/>
+    <w:bookmarkStart w:id="11" w:name="association-rules"/>
     <w:p>
       <w:pPr>
         <w:pStyle w:val="Heading2"/>
@@ -200,7 +205,7 @@
           <w:numId w:val="1001"/>
         </w:numPr>
       </w:pPr>
-      <w:hyperlink r:id="rId9">
+      <w:hyperlink r:id="rId10">
         <w:r>
           <w:rPr>
             <w:rStyle w:val="Hyperlink"/>
@@ -236,8 +241,8 @@
         <w:t xml:space="preserve">) and explicit filtering by confidence and lift.</w:t>
       </w:r>
     </w:p>
-    <w:bookmarkEnd w:id="10"/>
-    <w:bookmarkStart w:id="12" w:name="filtering-and-constraints"/>
+    <w:bookmarkEnd w:id="11"/>
+    <w:bookmarkStart w:id="13" w:name="filtering-and-constraints"/>
     <w:p>
       <w:pPr>
         <w:pStyle w:val="Heading2"/>
@@ -262,7 +267,7 @@
           <w:numId w:val="1002"/>
         </w:numPr>
       </w:pPr>
-      <w:hyperlink r:id="rId11">
+      <w:hyperlink r:id="rId12">
         <w:r>
           <w:rPr>
             <w:rStyle w:val="Hyperlink"/>
@@ -313,8 +318,8 @@
         <w:t xml:space="preserve">, and post-mining support filtering.</w:t>
       </w:r>
     </w:p>
-    <w:bookmarkEnd w:id="12"/>
-    <w:bookmarkStart w:id="14" w:name="sequential-patterns"/>
+    <w:bookmarkEnd w:id="13"/>
+    <w:bookmarkStart w:id="15" w:name="sequential-patterns"/>
     <w:p>
       <w:pPr>
         <w:pStyle w:val="Heading2"/>
@@ -339,7 +344,7 @@
           <w:numId w:val="1003"/>
         </w:numPr>
       </w:pPr>
-      <w:hyperlink r:id="rId13">
+      <w:hyperlink r:id="rId14">
         <w:r>
           <w:rPr>
             <w:rStyle w:val="Hyperlink"/>
@@ -366,8 +371,8 @@
         <w:t xml:space="preserve">: mines sequential patterns and evaluates them through support and sequence summaries.</w:t>
       </w:r>
     </w:p>
-    <w:bookmarkEnd w:id="14"/>
-    <w:bookmarkStart w:id="16" w:name="interesting-rule-filters"/>
+    <w:bookmarkEnd w:id="15"/>
+    <w:bookmarkStart w:id="17" w:name="interesting-rule-filters"/>
     <w:p>
       <w:pPr>
         <w:pStyle w:val="Heading2"/>
@@ -407,7 +412,7 @@
           <w:numId w:val="1004"/>
         </w:numPr>
       </w:pPr>
-      <w:hyperlink r:id="rId15">
+      <w:hyperlink r:id="rId16">
         <w:r>
           <w:rPr>
             <w:rStyle w:val="Hyperlink"/>
@@ -470,8 +475,8 @@
         <w:t xml:space="preserve">: post-mining filtering of interesting association rules.</w:t>
       </w:r>
     </w:p>
-    <w:bookmarkEnd w:id="16"/>
     <w:bookmarkEnd w:id="17"/>
+    <w:bookmarkEnd w:id="18"/>
     <w:sectPr>
       <w:footnotePr>
         <w:numRestart w:val="eachSect"/>
